--- a/tools/downloads/路線A-Intune部署手冊.docx
+++ b/tools/downloads/路線A-Intune部署手冊.docx
@@ -235,6 +235,36 @@
           <w:sz w:val="21"/>
         </w:rPr>
         <w:t>Google 官方明文寫著：裝置如果未列在認證裝置清單中，就不適用 Chrome Education 或 Chrome Enterprise 支援服務。</w:t>
+      </w:r>
+    </w:p>
+    <w:p>
+      <w:pPr>
+        <w:spacing w:after="160"/>
+      </w:pPr>
+      <w:r>
+        <w:rPr>
+          <w:rFonts w:ascii="Microsoft JhengHei" w:hAnsi="Microsoft JhengHei" w:eastAsia="Microsoft JhengHei"/>
+          <w:sz w:val="22"/>
+        </w:rPr>
+        <w:t>接案前第一件事就是拿對方的機型去對 Google 的</w:t>
+      </w:r>
+      <w:hyperlink r:id="rId9">
+        <w:r>
+          <w:rPr>
+            <w:rFonts w:eastAsia="Microsoft JhengHei"/>
+            <w:sz w:val="22"/>
+            <w:u w:val="single"/>
+            <w:color w:val="1E3A5F"/>
+          </w:rPr>
+          <w:t>通過認證的型號清單</w:t>
+        </w:r>
+      </w:hyperlink>
+      <w:r>
+        <w:rPr>
+          <w:rFonts w:ascii="Microsoft JhengHei" w:hAnsi="Microsoft JhengHei" w:eastAsia="Microsoft JhengHei"/>
+          <w:sz w:val="22"/>
+        </w:rPr>
+        <w:t>。清單上的每個型號有四種狀態，只有第一種可以做：</w:t>
       </w:r>
     </w:p>
     <w:tbl>
@@ -602,14 +632,17 @@
             <w:tcW w:type="dxa" w:w="3249"/>
           </w:tcPr>
           <w:p>
-            <w:r/>
-            <w:r>
-              <w:rPr>
-                <w:rFonts w:ascii="Microsoft JhengHei" w:hAnsi="Microsoft JhengHei" w:eastAsia="Microsoft JhengHei"/>
-                <w:sz w:val="20"/>
-              </w:rPr>
-              <w:t>Google 官方認證型號清單</w:t>
-            </w:r>
+            <w:hyperlink r:id="rId9">
+              <w:r>
+                <w:rPr>
+                  <w:rFonts w:eastAsia="Microsoft JhengHei"/>
+                  <w:sz w:val="20"/>
+                  <w:u w:val="single"/>
+                  <w:color w:val="1E3A5F"/>
+                </w:rPr>
+                <w:t>Google 官方認證型號清單</w:t>
+              </w:r>
+            </w:hyperlink>
           </w:p>
         </w:tc>
         <w:tc>

--- a/tools/downloads/路線A-Intune部署手冊.docx
+++ b/tools/downloads/路線A-Intune部署手冊.docx
@@ -973,7 +973,7 @@
           <w:color w:val="1E3A5F"/>
           <w:sz w:val="24"/>
         </w:rPr>
-        <w:t>1. 雙擊「啟動介面.bat」</w:t>
+        <w:t>1. 雙擊「開始操作.bat」</w:t>
       </w:r>
     </w:p>
     <w:p>

--- a/tools/downloads/路線A-Intune部署手冊.docx
+++ b/tools/downloads/路線A-Intune部署手冊.docx
@@ -2409,6 +2409,38 @@
                 <w:rFonts w:ascii="Microsoft JhengHei" w:hAnsi="Microsoft JhengHei" w:eastAsia="Microsoft JhengHei"/>
                 <w:sz w:val="20"/>
               </w:rPr>
+              <w:t>下載時 Chrome 跳出「這個檔案不是常見的下載項目」</w:t>
+            </w:r>
+          </w:p>
+        </w:tc>
+        <w:tc>
+          <w:tcPr>
+            <w:tcW w:type="dxa" w:w="4873"/>
+          </w:tcPr>
+          <w:p>
+            <w:r/>
+            <w:r>
+              <w:rPr>
+                <w:rFonts w:ascii="Microsoft JhengHei" w:hAnsi="Microsoft JhengHei" w:eastAsia="Microsoft JhengHei"/>
+                <w:sz w:val="20"/>
+              </w:rPr>
+              <w:t>正常現象，不是抓錯或中毒。zip 裡包了沒有數位簽章的 flex-deploy.exe，又是新建檔案沒有下載記錄，Chrome 才會示警。點「下載可疑的檔案」繼續即可</w:t>
+            </w:r>
+          </w:p>
+        </w:tc>
+      </w:tr>
+      <w:tr>
+        <w:tc>
+          <w:tcPr>
+            <w:tcW w:type="dxa" w:w="4873"/>
+          </w:tcPr>
+          <w:p>
+            <w:r/>
+            <w:r>
+              <w:rPr>
+                <w:rFonts w:ascii="Microsoft JhengHei" w:hAnsi="Microsoft JhengHei" w:eastAsia="Microsoft JhengHei"/>
+                <w:sz w:val="20"/>
+              </w:rPr>
               <w:t>Intune 派送很久都沒動靜</w:t>
             </w:r>
           </w:p>
